--- a/doc/report/032_032_结对作业1.docx
+++ b/doc/report/032_032_结对作业1.docx
@@ -2435,6 +2435,7 @@
       <w:pPr>
         <w:widowControl w:val="0"/>
         <w:numPr>
+          <w:ilvl w:val="0"/>
           <w:numId w:val="0"/>
         </w:numPr>
         <w:jc w:val="both"/>
@@ -2450,6 +2451,7 @@
       <w:pPr>
         <w:widowControl w:val="0"/>
         <w:numPr>
+          <w:ilvl w:val="0"/>
           <w:numId w:val="0"/>
         </w:numPr>
         <w:jc w:val="both"/>
@@ -2474,6 +2476,7 @@
       <w:pPr>
         <w:widowControl w:val="0"/>
         <w:numPr>
+          <w:ilvl w:val="0"/>
           <w:numId w:val="0"/>
         </w:numPr>
         <w:jc w:val="both"/>
@@ -2544,6 +2547,7 @@
       <w:pPr>
         <w:widowControl w:val="0"/>
         <w:numPr>
+          <w:ilvl w:val="0"/>
           <w:numId w:val="0"/>
         </w:numPr>
         <w:jc w:val="both"/>
@@ -2568,6 +2572,7 @@
       <w:pPr>
         <w:widowControl w:val="0"/>
         <w:numPr>
+          <w:ilvl w:val="0"/>
           <w:numId w:val="0"/>
         </w:numPr>
         <w:jc w:val="both"/>
@@ -2628,6 +2633,7 @@
       <w:pPr>
         <w:widowControl w:val="0"/>
         <w:numPr>
+          <w:ilvl w:val="0"/>
           <w:numId w:val="0"/>
         </w:numPr>
         <w:jc w:val="both"/>
@@ -2698,6 +2704,7 @@
       <w:pPr>
         <w:widowControl w:val="0"/>
         <w:numPr>
+          <w:ilvl w:val="0"/>
           <w:numId w:val="0"/>
         </w:numPr>
         <w:jc w:val="both"/>
@@ -2754,6 +2761,7 @@
       <w:pPr>
         <w:widowControl w:val="0"/>
         <w:numPr>
+          <w:ilvl w:val="0"/>
           <w:numId w:val="0"/>
         </w:numPr>
         <w:jc w:val="both"/>
@@ -2769,6 +2777,7 @@
       <w:pPr>
         <w:widowControl w:val="0"/>
         <w:numPr>
+          <w:ilvl w:val="0"/>
           <w:numId w:val="0"/>
         </w:numPr>
         <w:jc w:val="both"/>
@@ -2793,6 +2802,7 @@
       <w:pPr>
         <w:widowControl w:val="0"/>
         <w:numPr>
+          <w:ilvl w:val="0"/>
           <w:numId w:val="0"/>
         </w:numPr>
         <w:jc w:val="both"/>
@@ -2817,6 +2827,7 @@
       <w:pPr>
         <w:widowControl w:val="0"/>
         <w:numPr>
+          <w:ilvl w:val="0"/>
           <w:numId w:val="0"/>
         </w:numPr>
         <w:jc w:val="both"/>
@@ -2841,6 +2852,7 @@
       <w:pPr>
         <w:widowControl w:val="0"/>
         <w:numPr>
+          <w:ilvl w:val="0"/>
           <w:numId w:val="0"/>
         </w:numPr>
         <w:jc w:val="both"/>
@@ -2885,6 +2897,7 @@
       <w:pPr>
         <w:widowControl w:val="0"/>
         <w:numPr>
+          <w:ilvl w:val="0"/>
           <w:numId w:val="0"/>
         </w:numPr>
         <w:jc w:val="both"/>
@@ -2900,6 +2913,7 @@
       <w:pPr>
         <w:widowControl w:val="0"/>
         <w:numPr>
+          <w:ilvl w:val="0"/>
           <w:numId w:val="0"/>
         </w:numPr>
         <w:jc w:val="both"/>
@@ -2924,6 +2938,7 @@
       <w:pPr>
         <w:widowControl w:val="0"/>
         <w:numPr>
+          <w:ilvl w:val="0"/>
           <w:numId w:val="0"/>
         </w:numPr>
         <w:jc w:val="both"/>
@@ -2982,6 +2997,7 @@
       <w:pPr>
         <w:widowControl w:val="0"/>
         <w:numPr>
+          <w:ilvl w:val="0"/>
           <w:numId w:val="0"/>
         </w:numPr>
         <w:jc w:val="both"/>
@@ -3000,6 +3016,7 @@
         <w:pageBreakBefore w:val="0"/>
         <w:widowControl w:val="0"/>
         <w:numPr>
+          <w:ilvl w:val="0"/>
           <w:numId w:val="0"/>
         </w:numPr>
         <w:kinsoku/>
@@ -3083,6 +3100,7 @@
         <w:pageBreakBefore w:val="0"/>
         <w:widowControl w:val="0"/>
         <w:numPr>
+          <w:ilvl w:val="0"/>
           <w:numId w:val="0"/>
         </w:numPr>
         <w:kinsoku/>
@@ -3154,6 +3172,7 @@
         <w:pageBreakBefore w:val="0"/>
         <w:widowControl w:val="0"/>
         <w:numPr>
+          <w:ilvl w:val="0"/>
           <w:numId w:val="0"/>
         </w:numPr>
         <w:kinsoku/>
@@ -3182,6 +3201,7 @@
         <w:pageBreakBefore w:val="0"/>
         <w:widowControl w:val="0"/>
         <w:numPr>
+          <w:ilvl w:val="0"/>
           <w:numId w:val="0"/>
         </w:numPr>
         <w:kinsoku/>
@@ -3219,6 +3239,7 @@
         <w:pageBreakBefore w:val="0"/>
         <w:widowControl w:val="0"/>
         <w:numPr>
+          <w:ilvl w:val="0"/>
           <w:numId w:val="0"/>
         </w:numPr>
         <w:kinsoku/>
@@ -3256,6 +3277,7 @@
         <w:pageBreakBefore w:val="0"/>
         <w:widowControl w:val="0"/>
         <w:numPr>
+          <w:ilvl w:val="0"/>
           <w:numId w:val="0"/>
         </w:numPr>
         <w:kinsoku/>
@@ -3293,6 +3315,7 @@
         <w:pageBreakBefore w:val="0"/>
         <w:widowControl w:val="0"/>
         <w:numPr>
+          <w:ilvl w:val="0"/>
           <w:numId w:val="0"/>
         </w:numPr>
         <w:kinsoku/>
@@ -3330,6 +3353,7 @@
         <w:pageBreakBefore w:val="0"/>
         <w:widowControl w:val="0"/>
         <w:numPr>
+          <w:ilvl w:val="0"/>
           <w:numId w:val="0"/>
         </w:numPr>
         <w:kinsoku/>
@@ -3367,6 +3391,7 @@
         <w:pageBreakBefore w:val="0"/>
         <w:widowControl w:val="0"/>
         <w:numPr>
+          <w:ilvl w:val="0"/>
           <w:numId w:val="0"/>
         </w:numPr>
         <w:kinsoku/>
@@ -3404,6 +3429,7 @@
         <w:pageBreakBefore w:val="0"/>
         <w:widowControl w:val="0"/>
         <w:numPr>
+          <w:ilvl w:val="0"/>
           <w:numId w:val="0"/>
         </w:numPr>
         <w:kinsoku/>
@@ -3441,6 +3467,7 @@
         <w:pageBreakBefore w:val="0"/>
         <w:widowControl w:val="0"/>
         <w:numPr>
+          <w:ilvl w:val="0"/>
           <w:numId w:val="0"/>
         </w:numPr>
         <w:kinsoku/>
@@ -3478,6 +3505,7 @@
         <w:pageBreakBefore w:val="0"/>
         <w:widowControl w:val="0"/>
         <w:numPr>
+          <w:ilvl w:val="0"/>
           <w:numId w:val="0"/>
         </w:numPr>
         <w:kinsoku/>
@@ -3515,6 +3543,7 @@
         <w:pageBreakBefore w:val="0"/>
         <w:widowControl w:val="0"/>
         <w:numPr>
+          <w:ilvl w:val="0"/>
           <w:numId w:val="0"/>
         </w:numPr>
         <w:kinsoku/>
@@ -3552,6 +3581,7 @@
         <w:pageBreakBefore w:val="0"/>
         <w:widowControl w:val="0"/>
         <w:numPr>
+          <w:ilvl w:val="0"/>
           <w:numId w:val="0"/>
         </w:numPr>
         <w:kinsoku/>
@@ -3577,6 +3607,7 @@
       <w:pPr>
         <w:widowControl w:val="0"/>
         <w:numPr>
+          <w:ilvl w:val="0"/>
           <w:numId w:val="0"/>
         </w:numPr>
         <w:jc w:val="both"/>
@@ -3605,6 +3636,7 @@
       <w:pPr>
         <w:widowControl w:val="0"/>
         <w:numPr>
+          <w:ilvl w:val="0"/>
           <w:numId w:val="0"/>
         </w:numPr>
         <w:jc w:val="both"/>
@@ -3633,15 +3665,17 @@
         </w:tblBorders>
         <w:tblLayout w:type="autofit"/>
         <w:tblCellMar>
+          <w:top w:w="0" w:type="dxa"/>
           <w:left w:w="108" w:type="dxa"/>
+          <w:bottom w:w="0" w:type="dxa"/>
           <w:right w:w="108" w:type="dxa"/>
         </w:tblCellMar>
       </w:tblPr>
       <w:tblGrid>
-        <w:gridCol w:w="2466"/>
-        <w:gridCol w:w="1570"/>
-        <w:gridCol w:w="1570"/>
-        <w:gridCol w:w="2916"/>
+        <w:gridCol w:w="2130"/>
+        <w:gridCol w:w="2130"/>
+        <w:gridCol w:w="2131"/>
+        <w:gridCol w:w="2131"/>
       </w:tblGrid>
       <w:tr>
         <w:tblPrEx>
@@ -3654,7 +3688,9 @@
             <w:insideV w:val="single" w:color="auto" w:sz="4" w:space="0"/>
           </w:tblBorders>
           <w:tblCellMar>
+            <w:top w:w="0" w:type="dxa"/>
             <w:left w:w="108" w:type="dxa"/>
+            <w:bottom w:w="0" w:type="dxa"/>
             <w:right w:w="108" w:type="dxa"/>
           </w:tblCellMar>
         </w:tblPrEx>
@@ -3886,7 +3922,9 @@
             <w:insideV w:val="single" w:color="auto" w:sz="4" w:space="0"/>
           </w:tblBorders>
           <w:tblCellMar>
+            <w:top w:w="0" w:type="dxa"/>
             <w:left w:w="108" w:type="dxa"/>
+            <w:bottom w:w="0" w:type="dxa"/>
             <w:right w:w="108" w:type="dxa"/>
           </w:tblCellMar>
         </w:tblPrEx>
@@ -4098,7 +4136,9 @@
             <w:insideV w:val="single" w:color="auto" w:sz="4" w:space="0"/>
           </w:tblBorders>
           <w:tblCellMar>
+            <w:top w:w="0" w:type="dxa"/>
             <w:left w:w="108" w:type="dxa"/>
+            <w:bottom w:w="0" w:type="dxa"/>
             <w:right w:w="108" w:type="dxa"/>
           </w:tblCellMar>
         </w:tblPrEx>
@@ -4310,7 +4350,9 @@
             <w:insideV w:val="single" w:color="auto" w:sz="4" w:space="0"/>
           </w:tblBorders>
           <w:tblCellMar>
+            <w:top w:w="0" w:type="dxa"/>
             <w:left w:w="108" w:type="dxa"/>
+            <w:bottom w:w="0" w:type="dxa"/>
             <w:right w:w="108" w:type="dxa"/>
           </w:tblCellMar>
         </w:tblPrEx>
@@ -4522,7 +4564,9 @@
             <w:insideV w:val="single" w:color="auto" w:sz="4" w:space="0"/>
           </w:tblBorders>
           <w:tblCellMar>
+            <w:top w:w="0" w:type="dxa"/>
             <w:left w:w="108" w:type="dxa"/>
+            <w:bottom w:w="0" w:type="dxa"/>
             <w:right w:w="108" w:type="dxa"/>
           </w:tblCellMar>
         </w:tblPrEx>
@@ -4734,7 +4778,9 @@
             <w:insideV w:val="single" w:color="auto" w:sz="4" w:space="0"/>
           </w:tblBorders>
           <w:tblCellMar>
+            <w:top w:w="0" w:type="dxa"/>
             <w:left w:w="108" w:type="dxa"/>
+            <w:bottom w:w="0" w:type="dxa"/>
             <w:right w:w="108" w:type="dxa"/>
           </w:tblCellMar>
         </w:tblPrEx>
@@ -4946,7 +4992,9 @@
             <w:insideV w:val="single" w:color="auto" w:sz="4" w:space="0"/>
           </w:tblBorders>
           <w:tblCellMar>
+            <w:top w:w="0" w:type="dxa"/>
             <w:left w:w="108" w:type="dxa"/>
+            <w:bottom w:w="0" w:type="dxa"/>
             <w:right w:w="108" w:type="dxa"/>
           </w:tblCellMar>
         </w:tblPrEx>
@@ -5158,7 +5206,9 @@
             <w:insideV w:val="single" w:color="auto" w:sz="4" w:space="0"/>
           </w:tblBorders>
           <w:tblCellMar>
+            <w:top w:w="0" w:type="dxa"/>
             <w:left w:w="108" w:type="dxa"/>
+            <w:bottom w:w="0" w:type="dxa"/>
             <w:right w:w="108" w:type="dxa"/>
           </w:tblCellMar>
         </w:tblPrEx>
@@ -5370,7 +5420,9 @@
             <w:insideV w:val="single" w:color="auto" w:sz="4" w:space="0"/>
           </w:tblBorders>
           <w:tblCellMar>
+            <w:top w:w="0" w:type="dxa"/>
             <w:left w:w="108" w:type="dxa"/>
+            <w:bottom w:w="0" w:type="dxa"/>
             <w:right w:w="108" w:type="dxa"/>
           </w:tblCellMar>
         </w:tblPrEx>
@@ -5582,7 +5634,9 @@
             <w:insideV w:val="single" w:color="auto" w:sz="4" w:space="0"/>
           </w:tblBorders>
           <w:tblCellMar>
+            <w:top w:w="0" w:type="dxa"/>
             <w:left w:w="108" w:type="dxa"/>
+            <w:bottom w:w="0" w:type="dxa"/>
             <w:right w:w="108" w:type="dxa"/>
           </w:tblCellMar>
         </w:tblPrEx>
@@ -5794,7 +5848,9 @@
             <w:insideV w:val="single" w:color="auto" w:sz="4" w:space="0"/>
           </w:tblBorders>
           <w:tblCellMar>
+            <w:top w:w="0" w:type="dxa"/>
             <w:left w:w="108" w:type="dxa"/>
+            <w:bottom w:w="0" w:type="dxa"/>
             <w:right w:w="108" w:type="dxa"/>
           </w:tblCellMar>
         </w:tblPrEx>
@@ -6006,7 +6062,9 @@
             <w:insideV w:val="single" w:color="auto" w:sz="4" w:space="0"/>
           </w:tblBorders>
           <w:tblCellMar>
+            <w:top w:w="0" w:type="dxa"/>
             <w:left w:w="108" w:type="dxa"/>
+            <w:bottom w:w="0" w:type="dxa"/>
             <w:right w:w="108" w:type="dxa"/>
           </w:tblCellMar>
         </w:tblPrEx>
@@ -6238,7 +6296,9 @@
             <w:insideV w:val="single" w:color="auto" w:sz="4" w:space="0"/>
           </w:tblBorders>
           <w:tblCellMar>
+            <w:top w:w="0" w:type="dxa"/>
             <w:left w:w="108" w:type="dxa"/>
+            <w:bottom w:w="0" w:type="dxa"/>
             <w:right w:w="108" w:type="dxa"/>
           </w:tblCellMar>
         </w:tblPrEx>
@@ -6470,7 +6530,9 @@
             <w:insideV w:val="single" w:color="auto" w:sz="4" w:space="0"/>
           </w:tblBorders>
           <w:tblCellMar>
+            <w:top w:w="0" w:type="dxa"/>
             <w:left w:w="108" w:type="dxa"/>
+            <w:bottom w:w="0" w:type="dxa"/>
             <w:right w:w="108" w:type="dxa"/>
           </w:tblCellMar>
         </w:tblPrEx>
@@ -6696,6 +6758,7 @@
       <w:pPr>
         <w:widowControl w:val="0"/>
         <w:numPr>
+          <w:ilvl w:val="0"/>
           <w:numId w:val="0"/>
         </w:numPr>
         <w:jc w:val="both"/>
@@ -6711,6 +6774,7 @@
       <w:pPr>
         <w:widowControl w:val="0"/>
         <w:numPr>
+          <w:ilvl w:val="0"/>
           <w:numId w:val="0"/>
         </w:numPr>
         <w:jc w:val="both"/>
@@ -6769,6 +6833,7 @@
       <w:pPr>
         <w:widowControl w:val="0"/>
         <w:numPr>
+          <w:ilvl w:val="0"/>
           <w:numId w:val="0"/>
         </w:numPr>
         <w:jc w:val="both"/>
@@ -6784,6 +6849,7 @@
       <w:pPr>
         <w:widowControl w:val="0"/>
         <w:numPr>
+          <w:ilvl w:val="0"/>
           <w:numId w:val="0"/>
         </w:numPr>
         <w:jc w:val="both"/>
@@ -6863,6 +6929,7 @@
       <w:pPr>
         <w:widowControl w:val="0"/>
         <w:numPr>
+          <w:ilvl w:val="0"/>
           <w:numId w:val="0"/>
         </w:numPr>
         <w:jc w:val="both"/>
@@ -6878,6 +6945,7 @@
       <w:pPr>
         <w:widowControl w:val="0"/>
         <w:numPr>
+          <w:ilvl w:val="0"/>
           <w:numId w:val="0"/>
         </w:numPr>
         <w:jc w:val="both"/>
@@ -6906,6 +6974,7 @@
       <w:pPr>
         <w:widowControl w:val="0"/>
         <w:numPr>
+          <w:ilvl w:val="0"/>
           <w:numId w:val="0"/>
         </w:numPr>
         <w:jc w:val="both"/>
@@ -6932,7 +7001,9 @@
         </w:tblBorders>
         <w:tblLayout w:type="autofit"/>
         <w:tblCellMar>
+          <w:top w:w="0" w:type="dxa"/>
           <w:left w:w="108" w:type="dxa"/>
+          <w:bottom w:w="0" w:type="dxa"/>
           <w:right w:w="108" w:type="dxa"/>
         </w:tblCellMar>
       </w:tblPr>
@@ -6950,6 +7021,12 @@
             <w:insideH w:val="single" w:color="auto" w:sz="4" w:space="0"/>
             <w:insideV w:val="single" w:color="auto" w:sz="4" w:space="0"/>
           </w:tblBorders>
+          <w:tblCellMar>
+            <w:top w:w="0" w:type="dxa"/>
+            <w:left w:w="108" w:type="dxa"/>
+            <w:bottom w:w="0" w:type="dxa"/>
+            <w:right w:w="108" w:type="dxa"/>
+          </w:tblCellMar>
         </w:tblPrEx>
         <w:tc>
           <w:tcPr>
@@ -6961,6 +7038,7 @@
             <w:pPr>
               <w:widowControl w:val="0"/>
               <w:numPr>
+                <w:ilvl w:val="0"/>
                 <w:numId w:val="0"/>
               </w:numPr>
               <w:jc w:val="both"/>
@@ -6998,6 +7076,7 @@
             <w:pPr>
               <w:widowControl w:val="0"/>
               <w:numPr>
+                <w:ilvl w:val="0"/>
                 <w:numId w:val="0"/>
               </w:numPr>
               <w:jc w:val="both"/>
@@ -7037,7 +7116,9 @@
             <w:insideV w:val="single" w:color="auto" w:sz="4" w:space="0"/>
           </w:tblBorders>
           <w:tblCellMar>
+            <w:top w:w="0" w:type="dxa"/>
             <w:left w:w="108" w:type="dxa"/>
+            <w:bottom w:w="0" w:type="dxa"/>
             <w:right w:w="108" w:type="dxa"/>
           </w:tblCellMar>
         </w:tblPrEx>
@@ -7050,6 +7131,7 @@
             <w:pPr>
               <w:widowControl w:val="0"/>
               <w:numPr>
+                <w:ilvl w:val="0"/>
                 <w:numId w:val="0"/>
               </w:numPr>
               <w:jc w:val="both"/>
@@ -7085,6 +7167,7 @@
               <w:pageBreakBefore w:val="0"/>
               <w:widowControl w:val="0"/>
               <w:numPr>
+                <w:ilvl w:val="0"/>
                 <w:numId w:val="0"/>
               </w:numPr>
               <w:kinsoku/>
@@ -7130,7 +7213,9 @@
             <w:insideV w:val="single" w:color="auto" w:sz="4" w:space="0"/>
           </w:tblBorders>
           <w:tblCellMar>
+            <w:top w:w="0" w:type="dxa"/>
             <w:left w:w="108" w:type="dxa"/>
+            <w:bottom w:w="0" w:type="dxa"/>
             <w:right w:w="108" w:type="dxa"/>
           </w:tblCellMar>
         </w:tblPrEx>
@@ -7143,6 +7228,7 @@
             <w:pPr>
               <w:widowControl w:val="0"/>
               <w:numPr>
+                <w:ilvl w:val="0"/>
                 <w:numId w:val="0"/>
               </w:numPr>
               <w:jc w:val="both"/>
@@ -7178,6 +7264,7 @@
               <w:pageBreakBefore w:val="0"/>
               <w:widowControl w:val="0"/>
               <w:numPr>
+                <w:ilvl w:val="0"/>
                 <w:numId w:val="0"/>
               </w:numPr>
               <w:kinsoku/>
@@ -7227,6 +7314,7 @@
       <w:pPr>
         <w:widowControl w:val="0"/>
         <w:numPr>
+          <w:ilvl w:val="0"/>
           <w:numId w:val="0"/>
         </w:numPr>
         <w:jc w:val="both"/>
@@ -7251,6 +7339,7 @@
       <w:pPr>
         <w:widowControl w:val="0"/>
         <w:numPr>
+          <w:ilvl w:val="0"/>
           <w:numId w:val="0"/>
         </w:numPr>
         <w:jc w:val="both"/>
@@ -7266,6 +7355,7 @@
       <w:pPr>
         <w:widowControl w:val="0"/>
         <w:numPr>
+          <w:ilvl w:val="0"/>
           <w:numId w:val="0"/>
         </w:numPr>
         <w:jc w:val="both"/>
@@ -7475,18 +7565,7 @@
           <w:szCs w:val="24"/>
           <w:lang w:val="en-US" w:eastAsia="zh-CN"/>
         </w:rPr>
-        <w:t>分支模型：远程仓库必须包含 master 和 dev 两个长期分支</w:t>
-      </w:r>
-      <w:bookmarkStart w:id="0" w:name="_GoBack"/>
-      <w:bookmarkEnd w:id="0"/>
-      <w:r>
-        <w:rPr>
-          <w:rFonts w:hint="eastAsia"/>
-          <w:sz w:val="24"/>
-          <w:szCs w:val="24"/>
-          <w:lang w:val="en-US" w:eastAsia="zh-CN"/>
-        </w:rPr>
-        <w:t>。</w:t>
+        <w:t>分支模型：远程仓库必须包含 master 和 dev 两个长期分支。</w:t>
       </w:r>
     </w:p>
     <w:p>
@@ -8317,6 +8396,67 @@
           <w:numId w:val="0"/>
         </w:numPr>
       </w:pPr>
+      <w:r>
+        <w:drawing>
+          <wp:inline distT="0" distB="0" distL="114300" distR="114300">
+            <wp:extent cx="5273040" cy="2137410"/>
+            <wp:effectExtent l="0" t="0" r="10160" b="8890"/>
+            <wp:docPr id="26" name="图片 1"/>
+            <wp:cNvGraphicFramePr>
+              <a:graphicFrameLocks xmlns:a="http://schemas.openxmlformats.org/drawingml/2006/main" noChangeAspect="1"/>
+            </wp:cNvGraphicFramePr>
+            <a:graphic xmlns:a="http://schemas.openxmlformats.org/drawingml/2006/main">
+              <a:graphicData uri="http://schemas.openxmlformats.org/drawingml/2006/picture">
+                <pic:pic xmlns:pic="http://schemas.openxmlformats.org/drawingml/2006/picture">
+                  <pic:nvPicPr>
+                    <pic:cNvPr id="26" name="图片 1"/>
+                    <pic:cNvPicPr>
+                      <a:picLocks noChangeAspect="1"/>
+                    </pic:cNvPicPr>
+                  </pic:nvPicPr>
+                  <pic:blipFill>
+                    <a:blip r:embed="rId18"/>
+                    <a:stretch>
+                      <a:fillRect/>
+                    </a:stretch>
+                  </pic:blipFill>
+                  <pic:spPr>
+                    <a:xfrm>
+                      <a:off x="0" y="0"/>
+                      <a:ext cx="5273040" cy="2137410"/>
+                    </a:xfrm>
+                    <a:prstGeom prst="rect">
+                      <a:avLst/>
+                    </a:prstGeom>
+                    <a:noFill/>
+                    <a:ln>
+                      <a:noFill/>
+                    </a:ln>
+                  </pic:spPr>
+                </pic:pic>
+              </a:graphicData>
+            </a:graphic>
+          </wp:inline>
+        </w:drawing>
+      </w:r>
+      <w:bookmarkStart w:id="0" w:name="_GoBack"/>
+      <w:bookmarkEnd w:id="0"/>
+    </w:p>
+    <w:p>
+      <w:pPr>
+        <w:numPr>
+          <w:ilvl w:val="0"/>
+          <w:numId w:val="0"/>
+        </w:numPr>
+      </w:pPr>
+    </w:p>
+    <w:p>
+      <w:pPr>
+        <w:numPr>
+          <w:ilvl w:val="0"/>
+          <w:numId w:val="0"/>
+        </w:numPr>
+      </w:pPr>
     </w:p>
     <w:p>
       <w:pPr>
@@ -8784,7 +8924,7 @@
                     </pic:cNvPicPr>
                   </pic:nvPicPr>
                   <pic:blipFill>
-                    <a:blip r:embed="rId18"/>
+                    <a:blip r:embed="rId19"/>
                     <a:stretch>
                       <a:fillRect/>
                     </a:stretch>
@@ -9172,7 +9312,7 @@
                     </pic:cNvPicPr>
                   </pic:nvPicPr>
                   <pic:blipFill>
-                    <a:blip r:embed="rId19"/>
+                    <a:blip r:embed="rId20"/>
                     <a:stretch>
                       <a:fillRect/>
                     </a:stretch>
@@ -9503,6 +9643,7 @@
       <w:pPr>
         <w:widowControl w:val="0"/>
         <w:numPr>
+          <w:ilvl w:val="0"/>
           <w:numId w:val="0"/>
         </w:numPr>
         <w:jc w:val="both"/>
@@ -9554,7 +9695,7 @@
                     </pic:cNvPicPr>
                   </pic:nvPicPr>
                   <pic:blipFill>
-                    <a:blip r:embed="rId20"/>
+                    <a:blip r:embed="rId21"/>
                     <a:stretch>
                       <a:fillRect/>
                     </a:stretch>
@@ -9640,7 +9781,7 @@
                     </pic:cNvPicPr>
                   </pic:nvPicPr>
                   <pic:blipFill>
-                    <a:blip r:embed="rId21"/>
+                    <a:blip r:embed="rId22"/>
                     <a:stretch>
                       <a:fillRect/>
                     </a:stretch>
@@ -10808,6 +10949,7 @@
       <w:pPr>
         <w:widowControl w:val="0"/>
         <w:numPr>
+          <w:ilvl w:val="0"/>
           <w:numId w:val="0"/>
         </w:numPr>
         <w:jc w:val="both"/>
@@ -10823,6 +10965,7 @@
       <w:pPr>
         <w:widowControl w:val="0"/>
         <w:numPr>
+          <w:ilvl w:val="0"/>
           <w:numId w:val="0"/>
         </w:numPr>
         <w:jc w:val="both"/>
@@ -10838,6 +10981,7 @@
       <w:pPr>
         <w:widowControl w:val="0"/>
         <w:numPr>
+          <w:ilvl w:val="0"/>
           <w:numId w:val="0"/>
         </w:numPr>
         <w:jc w:val="both"/>
@@ -11211,6 +11355,7 @@
     <w:p>
       <w:pPr>
         <w:numPr>
+          <w:ilvl w:val="0"/>
           <w:numId w:val="0"/>
         </w:numPr>
         <w:ind w:left="420" w:leftChars="0"/>
@@ -11225,6 +11370,7 @@
     <w:p>
       <w:pPr>
         <w:numPr>
+          <w:ilvl w:val="0"/>
           <w:numId w:val="0"/>
         </w:numPr>
         <w:rPr>
@@ -11247,6 +11393,7 @@
     <w:p>
       <w:pPr>
         <w:numPr>
+          <w:ilvl w:val="0"/>
           <w:numId w:val="0"/>
         </w:numPr>
         <w:rPr>
@@ -11269,6 +11416,7 @@
     <w:p>
       <w:pPr>
         <w:numPr>
+          <w:ilvl w:val="0"/>
           <w:numId w:val="0"/>
         </w:numPr>
         <w:rPr>
@@ -11291,6 +11439,7 @@
     <w:p>
       <w:pPr>
         <w:numPr>
+          <w:ilvl w:val="0"/>
           <w:numId w:val="0"/>
         </w:numPr>
         <w:rPr>
@@ -11313,6 +11462,7 @@
     <w:p>
       <w:pPr>
         <w:numPr>
+          <w:ilvl w:val="0"/>
           <w:numId w:val="0"/>
         </w:numPr>
         <w:rPr>
@@ -11335,6 +11485,7 @@
     <w:p>
       <w:pPr>
         <w:numPr>
+          <w:ilvl w:val="0"/>
           <w:numId w:val="0"/>
         </w:numPr>
         <w:rPr>
@@ -11357,6 +11508,7 @@
     <w:p>
       <w:pPr>
         <w:numPr>
+          <w:ilvl w:val="0"/>
           <w:numId w:val="0"/>
         </w:numPr>
         <w:rPr>
@@ -11379,6 +11531,7 @@
     <w:p>
       <w:pPr>
         <w:numPr>
+          <w:ilvl w:val="0"/>
           <w:numId w:val="0"/>
         </w:numPr>
         <w:rPr>
@@ -11401,6 +11554,7 @@
     <w:p>
       <w:pPr>
         <w:numPr>
+          <w:ilvl w:val="0"/>
           <w:numId w:val="0"/>
         </w:numPr>
         <w:rPr>
@@ -11423,6 +11577,7 @@
     <w:p>
       <w:pPr>
         <w:numPr>
+          <w:ilvl w:val="0"/>
           <w:numId w:val="0"/>
         </w:numPr>
         <w:rPr>
@@ -11459,7 +11614,7 @@
                     </pic:cNvPicPr>
                   </pic:nvPicPr>
                   <pic:blipFill>
-                    <a:blip r:embed="rId22"/>
+                    <a:blip r:embed="rId23"/>
                     <a:stretch>
                       <a:fillRect/>
                     </a:stretch>
@@ -11528,7 +11683,7 @@
                     </pic:cNvPicPr>
                   </pic:nvPicPr>
                   <pic:blipFill>
-                    <a:blip r:embed="rId23"/>
+                    <a:blip r:embed="rId24"/>
                     <a:stretch>
                       <a:fillRect/>
                     </a:stretch>
@@ -11933,7 +12088,7 @@
                     </pic:cNvPicPr>
                   </pic:nvPicPr>
                   <pic:blipFill>
-                    <a:blip r:embed="rId24"/>
+                    <a:blip r:embed="rId25"/>
                     <a:stretch>
                       <a:fillRect/>
                     </a:stretch>
@@ -11989,7 +12144,7 @@
                     </pic:cNvPicPr>
                   </pic:nvPicPr>
                   <pic:blipFill>
-                    <a:blip r:embed="rId25"/>
+                    <a:blip r:embed="rId26"/>
                     <a:stretch>
                       <a:fillRect/>
                     </a:stretch>
@@ -12040,7 +12195,7 @@
                     </pic:cNvPicPr>
                   </pic:nvPicPr>
                   <pic:blipFill>
-                    <a:blip r:embed="rId26"/>
+                    <a:blip r:embed="rId27"/>
                     <a:stretch>
                       <a:fillRect/>
                     </a:stretch>
@@ -12095,7 +12250,7 @@
                     </pic:cNvPicPr>
                   </pic:nvPicPr>
                   <pic:blipFill>
-                    <a:blip r:embed="rId27"/>
+                    <a:blip r:embed="rId28"/>
                     <a:stretch>
                       <a:fillRect/>
                     </a:stretch>
@@ -12415,7 +12570,7 @@
                     </pic:cNvPicPr>
                   </pic:nvPicPr>
                   <pic:blipFill>
-                    <a:blip r:embed="rId28"/>
+                    <a:blip r:embed="rId29"/>
                     <a:stretch>
                       <a:fillRect/>
                     </a:stretch>
@@ -12466,7 +12621,7 @@
                     </pic:cNvPicPr>
                   </pic:nvPicPr>
                   <pic:blipFill>
-                    <a:blip r:embed="rId29"/>
+                    <a:blip r:embed="rId30"/>
                     <a:stretch>
                       <a:fillRect/>
                     </a:stretch>
@@ -12521,7 +12676,7 @@
                     </pic:cNvPicPr>
                   </pic:nvPicPr>
                   <pic:blipFill>
-                    <a:blip r:embed="rId30"/>
+                    <a:blip r:embed="rId31"/>
                     <a:stretch>
                       <a:fillRect/>
                     </a:stretch>
@@ -14600,7 +14755,7 @@
                     </pic:cNvPicPr>
                   </pic:nvPicPr>
                   <pic:blipFill>
-                    <a:blip r:embed="rId31"/>
+                    <a:blip r:embed="rId32"/>
                     <a:stretch>
                       <a:fillRect/>
                     </a:stretch>
@@ -14692,7 +14847,7 @@
                     </pic:cNvPicPr>
                   </pic:nvPicPr>
                   <pic:blipFill>
-                    <a:blip r:embed="rId32"/>
+                    <a:blip r:embed="rId33"/>
                     <a:stretch>
                       <a:fillRect/>
                     </a:stretch>
@@ -14958,7 +15113,7 @@
                     </pic:cNvPicPr>
                   </pic:nvPicPr>
                   <pic:blipFill>
-                    <a:blip r:embed="rId33"/>
+                    <a:blip r:embed="rId34"/>
                     <a:stretch>
                       <a:fillRect/>
                     </a:stretch>
@@ -15021,7 +15176,7 @@
                     </pic:cNvPicPr>
                   </pic:nvPicPr>
                   <pic:blipFill>
-                    <a:blip r:embed="rId34"/>
+                    <a:blip r:embed="rId35"/>
                     <a:stretch>
                       <a:fillRect/>
                     </a:stretch>
@@ -15300,7 +15455,7 @@
             <wp:cNvGraphicFramePr/>
             <a:graphic xmlns:a="http://schemas.openxmlformats.org/drawingml/2006/main">
               <a:graphicData uri="http://schemas.openxmlformats.org/drawingml/2006/chart">
-                <c:chart xmlns:c="http://schemas.openxmlformats.org/drawingml/2006/chart" xmlns:r="http://schemas.openxmlformats.org/officeDocument/2006/relationships" r:id="rId35"/>
+                <c:chart xmlns:c="http://schemas.openxmlformats.org/drawingml/2006/chart" xmlns:r="http://schemas.openxmlformats.org/officeDocument/2006/relationships" r:id="rId36"/>
               </a:graphicData>
             </a:graphic>
           </wp:inline>
@@ -15586,7 +15741,7 @@
                     </pic:cNvPicPr>
                   </pic:nvPicPr>
                   <pic:blipFill>
-                    <a:blip r:embed="rId36"/>
+                    <a:blip r:embed="rId37"/>
                     <a:stretch>
                       <a:fillRect/>
                     </a:stretch>
@@ -15678,7 +15833,7 @@
                     </pic:cNvPicPr>
                   </pic:nvPicPr>
                   <pic:blipFill>
-                    <a:blip r:embed="rId37"/>
+                    <a:blip r:embed="rId38"/>
                     <a:stretch>
                       <a:fillRect/>
                     </a:stretch>
